--- a/Document/PLC/프로젝트 관리 계획서(PMP).docx
+++ b/Document/PLC/프로젝트 관리 계획서(PMP).docx
@@ -3785,16 +3785,7 @@
                 <w:sz w:val="20"/>
                 <w:szCs w:val="20"/>
               </w:rPr>
-              <w:t>0.</w:t>
-            </w:r>
-            <w:r>
-              <w:rPr>
-                <w:rFonts w:ascii="맑은 고딕" w:eastAsia="맑은 고딕" w:hAnsi="맑은 고딕" w:cs="맑은 고딕" w:hint="eastAsia"/>
-                <w:color w:val="000000"/>
-                <w:sz w:val="20"/>
-                <w:szCs w:val="20"/>
-              </w:rPr>
-              <w:t>3</w:t>
+              <w:t>0.3</w:t>
             </w:r>
           </w:p>
         </w:tc>
@@ -3871,16 +3862,7 @@
                 <w:sz w:val="20"/>
                 <w:szCs w:val="20"/>
               </w:rPr>
-              <w:t>1</w:t>
-            </w:r>
-            <w:r>
-              <w:rPr>
-                <w:rFonts w:ascii="맑은 고딕" w:eastAsia="맑은 고딕" w:hAnsi="맑은 고딕" w:cs="맑은 고딕" w:hint="eastAsia"/>
-                <w:color w:val="000000"/>
-                <w:sz w:val="20"/>
-                <w:szCs w:val="20"/>
-              </w:rPr>
-              <w:t>1</w:t>
+              <w:t>11</w:t>
             </w:r>
           </w:p>
         </w:tc>
@@ -3944,16 +3926,7 @@
                 <w:sz w:val="20"/>
                 <w:szCs w:val="20"/>
               </w:rPr>
-              <w:t xml:space="preserve">2.4개발 비용 </w:t>
-            </w:r>
-            <w:r>
-              <w:rPr>
-                <w:rFonts w:ascii="맑은 고딕" w:eastAsia="맑은 고딕" w:hAnsi="맑은 고딕" w:cs="맑은 고딕" w:hint="eastAsia"/>
-                <w:color w:val="000000"/>
-                <w:sz w:val="20"/>
-                <w:szCs w:val="20"/>
-              </w:rPr>
-              <w:t>산정 내역 추가</w:t>
+              <w:t>2.4개발 비용 산정 내역 추가</w:t>
             </w:r>
           </w:p>
         </w:tc>
@@ -16184,7 +16157,6 @@
             <w:pPr>
               <w:jc w:val="center"/>
               <w:rPr>
-                <w:rFonts w:hint="eastAsia"/>
                 <w:sz w:val="20"/>
                 <w:szCs w:val="20"/>
               </w:rPr>
@@ -16329,7 +16301,6 @@
             <w:pPr>
               <w:jc w:val="center"/>
               <w:rPr>
-                <w:rFonts w:hint="eastAsia"/>
                 <w:sz w:val="20"/>
                 <w:szCs w:val="20"/>
               </w:rPr>
@@ -16506,14 +16477,7 @@
                 <w:sz w:val="20"/>
                 <w:szCs w:val="20"/>
               </w:rPr>
-              <w:t xml:space="preserve"> </w:t>
-            </w:r>
-            <w:r>
-              <w:rPr>
-                <w:sz w:val="20"/>
-                <w:szCs w:val="20"/>
-              </w:rPr>
-              <w:t>Gemini</w:t>
+              <w:t xml:space="preserve"> Gemini</w:t>
             </w:r>
             <w:r>
               <w:rPr>
@@ -16648,7 +16612,6 @@
             <w:pPr>
               <w:jc w:val="center"/>
               <w:rPr>
-                <w:rFonts w:hint="eastAsia"/>
                 <w:sz w:val="20"/>
                 <w:szCs w:val="20"/>
               </w:rPr>
@@ -17297,7 +17260,6 @@
             <w:pPr>
               <w:jc w:val="center"/>
               <w:rPr>
-                <w:rFonts w:hint="eastAsia"/>
                 <w:sz w:val="20"/>
                 <w:szCs w:val="20"/>
               </w:rPr>
@@ -17506,7 +17468,6 @@
             <w:pPr>
               <w:jc w:val="center"/>
               <w:rPr>
-                <w:rFonts w:hint="eastAsia"/>
                 <w:sz w:val="20"/>
                 <w:szCs w:val="20"/>
               </w:rPr>
@@ -18019,7 +17980,6 @@
             <w:pPr>
               <w:jc w:val="center"/>
               <w:rPr>
-                <w:rFonts w:hint="eastAsia"/>
                 <w:sz w:val="20"/>
                 <w:szCs w:val="20"/>
               </w:rPr>
@@ -18245,7 +18205,6 @@
             <w:pPr>
               <w:jc w:val="center"/>
               <w:rPr>
-                <w:rFonts w:hint="eastAsia"/>
                 <w:sz w:val="20"/>
                 <w:szCs w:val="20"/>
               </w:rPr>
@@ -18273,7 +18232,6 @@
     <w:p>
       <w:pPr>
         <w:rPr>
-          <w:rFonts w:hint="eastAsia"/>
           <w:sz w:val="20"/>
           <w:szCs w:val="20"/>
         </w:rPr>
@@ -18656,7 +18614,6 @@
             <w:pPr>
               <w:jc w:val="center"/>
               <w:rPr>
-                <w:rFonts w:hint="eastAsia"/>
                 <w:sz w:val="20"/>
                 <w:szCs w:val="20"/>
               </w:rPr>
@@ -20834,7 +20791,7 @@
                 <w:sz w:val="20"/>
                 <w:szCs w:val="20"/>
               </w:rPr>
-              <w:t>24,837,144</w:t>
+              <w:t>605,784</w:t>
             </w:r>
           </w:p>
         </w:tc>
@@ -21123,7 +21080,21 @@
                 <w:sz w:val="20"/>
                 <w:szCs w:val="20"/>
               </w:rPr>
-              <w:t>72,088,296 (</w:t>
+              <w:t>24,837,144</w:t>
+            </w:r>
+            <w:r>
+              <w:rPr>
+                <w:sz w:val="20"/>
+                <w:szCs w:val="20"/>
+              </w:rPr>
+              <w:t xml:space="preserve"> </w:t>
+            </w:r>
+            <w:r>
+              <w:rPr>
+                <w:sz w:val="20"/>
+                <w:szCs w:val="20"/>
+              </w:rPr>
+              <w:t>(</w:t>
             </w:r>
             <w:r>
               <w:rPr>
@@ -21685,14 +21656,7 @@
                 <w:sz w:val="20"/>
                 <w:szCs w:val="20"/>
               </w:rPr>
-              <w:t>5,976,810</w:t>
-            </w:r>
-            <w:r>
-              <w:rPr>
-                <w:sz w:val="20"/>
-                <w:szCs w:val="20"/>
-              </w:rPr>
-              <w:t xml:space="preserve"> </w:t>
+              <w:t xml:space="preserve">5,976,810 </w:t>
             </w:r>
             <w:r>
               <w:rPr>
@@ -22116,14 +22080,14 @@
                 <w:sz w:val="20"/>
                 <w:szCs w:val="20"/>
               </w:rPr>
-              <w:t>2</w:t>
-            </w:r>
-            <w:r>
-              <w:rPr>
-                <w:sz w:val="20"/>
-                <w:szCs w:val="20"/>
-              </w:rPr>
-              <w:t xml:space="preserve">00,000 </w:t>
+              <w:t>14</w:t>
+            </w:r>
+            <w:r>
+              <w:rPr>
+                <w:sz w:val="20"/>
+                <w:szCs w:val="20"/>
+              </w:rPr>
+              <w:t xml:space="preserve">0,000 </w:t>
             </w:r>
             <w:r>
               <w:rPr>
@@ -22542,7 +22506,14 @@
                 <w:sz w:val="20"/>
                 <w:szCs w:val="20"/>
               </w:rPr>
-              <w:t xml:space="preserve"> = 128,961,447</w:t>
+              <w:t xml:space="preserve"> = </w:t>
+            </w:r>
+            <w:r>
+              <w:rPr>
+                <w:sz w:val="20"/>
+                <w:szCs w:val="20"/>
+              </w:rPr>
+              <w:t>38,000,862</w:t>
             </w:r>
           </w:p>
         </w:tc>
@@ -23155,7 +23126,6 @@
             <w:pPr>
               <w:jc w:val="center"/>
               <w:rPr>
-                <w:rFonts w:hint="eastAsia"/>
                 <w:sz w:val="20"/>
                 <w:szCs w:val="20"/>
               </w:rPr>
@@ -23396,7 +23366,15 @@
                 <w:sz w:val="20"/>
                 <w:szCs w:val="20"/>
               </w:rPr>
-              <w:t>24,837,144</w:t>
+              <w:t>29,884,05</w:t>
+            </w:r>
+            <w:r>
+              <w:rPr>
+                <w:rFonts w:hint="eastAsia"/>
+                <w:sz w:val="20"/>
+                <w:szCs w:val="20"/>
+              </w:rPr>
+              <w:t>2</w:t>
             </w:r>
           </w:p>
         </w:tc>
@@ -23547,14 +23525,14 @@
                 <w:sz w:val="20"/>
                 <w:szCs w:val="20"/>
               </w:rPr>
-              <w:t>2</w:t>
-            </w:r>
-            <w:r>
-              <w:rPr>
-                <w:sz w:val="20"/>
-                <w:szCs w:val="20"/>
-              </w:rPr>
-              <w:t>00,000</w:t>
+              <w:t>14</w:t>
+            </w:r>
+            <w:r>
+              <w:rPr>
+                <w:sz w:val="20"/>
+                <w:szCs w:val="20"/>
+              </w:rPr>
+              <w:t>0,000</w:t>
             </w:r>
           </w:p>
         </w:tc>
@@ -23672,7 +23650,7 @@
                 <w:sz w:val="20"/>
                 <w:szCs w:val="20"/>
               </w:rPr>
-              <w:t>33,013,954</w:t>
+              <w:t>38,000,862</w:t>
             </w:r>
           </w:p>
         </w:tc>
@@ -23789,7 +23767,7 @@
                 <w:sz w:val="20"/>
                 <w:szCs w:val="20"/>
               </w:rPr>
-              <w:t>36,315,349</w:t>
+              <w:t>41,800,948</w:t>
             </w:r>
           </w:p>
         </w:tc>
@@ -24028,7 +24006,6 @@
     <w:p>
       <w:pPr>
         <w:rPr>
-          <w:rFonts w:hint="eastAsia"/>
           <w:b/>
           <w:bCs/>
           <w:sz w:val="40"/>
